--- a/documentword/测试计划.docx
+++ b/documentword/测试计划.docx
@@ -3168,6 +3168,9 @@
         </w:rPr>
         <w:t>每条缺陷记录构建版本、环境、前置数据、复现步骤、实际/预期结果、严重级别、责任人、修复版本和回归结果。受权限限制无法执行时标记“环境阻塞/未判定”，不记作通过。</w:t>
       </w:r>
+      <w:r>
+        <w:t xml:space="preserve"> </w:t>
+      </w:r>
     </w:p>
     <w:sectPr>
       <w:headerReference r:id="rId5" w:type="default"/>
